--- a/docs/ТЕХНИЧЕСКОЕ ЗАДАНИЕ ОРСАПР.docx
+++ b/docs/ТЕХНИЧЕСКОЕ ЗАДАНИЕ ОРСАПР.docx
@@ -8200,17 +8200,7 @@
     <w:p>
       <w:pPr>
         <w:pStyle w:val="11"/>
-        <w:jc w:val="center"/>
-        <w:rPr>
-          <w:rFonts w:hint="default"/>
-          <w:lang w:val="en-US"/>
-        </w:rPr>
-      </w:pPr>
-    </w:p>
-    <w:p>
-      <w:pPr>
-        <w:pStyle w:val="11"/>
-        <w:spacing w:before="38"/>
+        <w:spacing w:before="38" w:line="360" w:lineRule="auto"/>
         <w:jc w:val="center"/>
       </w:pPr>
       <w:r>
@@ -9291,7 +9281,17 @@
           <w:sz w:val="28"/>
           <w:lang w:val="ru-RU"/>
         </w:rPr>
-        <w:t>Толщина</w:t>
+        <w:t>т</w:t>
+      </w:r>
+      <w:bookmarkStart w:id="0" w:name="_GoBack"/>
+      <w:bookmarkEnd w:id="0"/>
+      <w:r>
+        <w:rPr>
+          <w:spacing w:val="-2"/>
+          <w:sz w:val="28"/>
+          <w:lang w:val="ru-RU"/>
+        </w:rPr>
+        <w:t>олщина</w:t>
       </w:r>
       <w:r>
         <w:rPr>
@@ -9504,8 +9504,6 @@
         </w:rPr>
         <w:t>шаг резьбы (1 – 3 мм)).</w:t>
       </w:r>
-      <w:bookmarkStart w:id="0" w:name="_GoBack"/>
-      <w:bookmarkEnd w:id="0"/>
     </w:p>
     <w:p>
       <w:pPr>
@@ -21559,7 +21557,7 @@
     <w:lsdException w:unhideWhenUsed="0" w:uiPriority="0" w:semiHidden="0" w:name="toc 9"/>
     <w:lsdException w:unhideWhenUsed="0" w:uiPriority="0" w:semiHidden="0" w:name="Normal Indent"/>
     <w:lsdException w:unhideWhenUsed="0" w:uiPriority="0" w:semiHidden="0" w:name="footnote text"/>
-    <w:lsdException w:unhideWhenUsed="0" w:uiPriority="0" w:semiHidden="0" w:name="annotation text"/>
+    <w:lsdException w:qFormat="1" w:unhideWhenUsed="0" w:uiPriority="0" w:semiHidden="0" w:name="annotation text"/>
     <w:lsdException w:unhideWhenUsed="0" w:uiPriority="0" w:semiHidden="0" w:name="header"/>
     <w:lsdException w:unhideWhenUsed="0" w:uiPriority="0" w:semiHidden="0" w:name="footer"/>
     <w:lsdException w:unhideWhenUsed="0" w:uiPriority="0" w:semiHidden="0" w:name="index heading"/>
@@ -21568,7 +21566,7 @@
     <w:lsdException w:unhideWhenUsed="0" w:uiPriority="0" w:semiHidden="0" w:name="envelope address"/>
     <w:lsdException w:unhideWhenUsed="0" w:uiPriority="0" w:semiHidden="0" w:name="envelope return"/>
     <w:lsdException w:unhideWhenUsed="0" w:uiPriority="0" w:semiHidden="0" w:name="footnote reference"/>
-    <w:lsdException w:unhideWhenUsed="0" w:uiPriority="0" w:semiHidden="0" w:name="annotation reference"/>
+    <w:lsdException w:qFormat="1" w:unhideWhenUsed="0" w:uiPriority="0" w:semiHidden="0" w:name="annotation reference"/>
     <w:lsdException w:unhideWhenUsed="0" w:uiPriority="0" w:semiHidden="0" w:name="line number"/>
     <w:lsdException w:unhideWhenUsed="0" w:uiPriority="0" w:semiHidden="0" w:name="page number"/>
     <w:lsdException w:unhideWhenUsed="0" w:uiPriority="0" w:semiHidden="0" w:name="endnote reference"/>
@@ -21632,8 +21630,8 @@
     <w:lsdException w:unhideWhenUsed="0" w:uiPriority="0" w:semiHidden="0" w:name="HTML Sample"/>
     <w:lsdException w:unhideWhenUsed="0" w:uiPriority="0" w:semiHidden="0" w:name="HTML Typewriter"/>
     <w:lsdException w:unhideWhenUsed="0" w:uiPriority="0" w:semiHidden="0" w:name="HTML Variable"/>
-    <w:lsdException w:uiPriority="99" w:name="Normal Table"/>
-    <w:lsdException w:unhideWhenUsed="0" w:uiPriority="0" w:semiHidden="0" w:name="annotation subject"/>
+    <w:lsdException w:qFormat="1" w:uiPriority="99" w:name="Normal Table"/>
+    <w:lsdException w:qFormat="1" w:unhideWhenUsed="0" w:uiPriority="0" w:semiHidden="0" w:name="annotation subject"/>
     <w:lsdException w:uiPriority="0" w:name="Table Simple 1"/>
     <w:lsdException w:uiPriority="0" w:name="Table Simple 2"/>
     <w:lsdException w:uiPriority="0" w:name="Table Simple 3"/>
@@ -21761,6 +21759,7 @@
     <w:name w:val="Normal Table"/>
     <w:semiHidden/>
     <w:unhideWhenUsed/>
+    <w:qFormat/>
     <w:uiPriority w:val="99"/>
     <w:tblPr>
       <w:tblCellMar>
@@ -21774,6 +21773,7 @@
   <w:style w:type="character" w:styleId="7">
     <w:name w:val="annotation reference"/>
     <w:basedOn w:val="5"/>
+    <w:qFormat/>
     <w:uiPriority w:val="0"/>
     <w:rPr>
       <w:sz w:val="16"/>
@@ -21794,6 +21794,7 @@
     <w:name w:val="annotation text"/>
     <w:basedOn w:val="1"/>
     <w:link w:val="14"/>
+    <w:qFormat/>
     <w:uiPriority w:val="0"/>
     <w:rPr>
       <w:sz w:val="20"/>
@@ -21805,6 +21806,7 @@
     <w:basedOn w:val="9"/>
     <w:next w:val="9"/>
     <w:link w:val="15"/>
+    <w:qFormat/>
     <w:uiPriority w:val="0"/>
     <w:rPr>
       <w:b/>
@@ -21851,6 +21853,7 @@
     <w:name w:val="Тема примечания Знак"/>
     <w:basedOn w:val="14"/>
     <w:link w:val="10"/>
+    <w:qFormat/>
     <w:uiPriority w:val="0"/>
     <w:rPr>
       <w:rFonts w:eastAsia="Times New Roman"/>

--- a/docs/ТЕХНИЧЕСКОЕ ЗАДАНИЕ ОРСАПР.docx
+++ b/docs/ТЕХНИЧЕСКОЕ ЗАДАНИЕ ОРСАПР.docx
@@ -351,11 +351,16 @@
       <w:pPr>
         <w:pStyle w:val="2"/>
       </w:pPr>
+      <w:commentRangeStart w:id="20"/>
       <w:r>
         <w:rPr>
           <w:spacing w:val="-2"/>
         </w:rPr>
         <w:t>СОДЕРЖАНИЕ</w:t>
+      </w:r>
+      <w:commentRangeEnd w:id="20"/>
+      <w:r>
+        <w:commentReference w:id="20"/>
       </w:r>
     </w:p>
     <w:p>
@@ -3978,6 +3983,7 @@
       <w:r>
         <w:fldChar w:fldCharType="separate"/>
       </w:r>
+      <w:commentRangeStart w:id="19"/>
       <w:r>
         <w:rPr>
           <w:spacing w:val="-10"/>
@@ -4058,6 +4064,10 @@
           <w:sz w:val="28"/>
         </w:rPr>
         <w:fldChar w:fldCharType="end"/>
+      </w:r>
+      <w:commentRangeEnd w:id="19"/>
+      <w:r>
+        <w:commentReference w:id="19"/>
       </w:r>
     </w:p>
     <w:p>
@@ -6817,6 +6827,7 @@
           <w:sz w:val="28"/>
         </w:rPr>
       </w:pPr>
+      <w:commentRangeStart w:id="13"/>
       <w:r>
         <w:rPr>
           <w:sz w:val="28"/>
@@ -6861,6 +6872,10 @@
           <w:sz w:val="28"/>
         </w:rPr>
         <w:t>системы и ее условное обозначение</w:t>
+      </w:r>
+      <w:commentRangeEnd w:id="13"/>
+      <w:r>
+        <w:commentReference w:id="13"/>
       </w:r>
     </w:p>
     <w:p>
@@ -6870,6 +6885,7 @@
         <w:ind w:left="140" w:right="145" w:firstLine="566"/>
         <w:jc w:val="both"/>
       </w:pPr>
+      <w:commentRangeStart w:id="14"/>
       <w:r>
         <w:t xml:space="preserve">Разработка плагина "Банка" для системы автоматизированного проектирования (САПР) </w:t>
       </w:r>
@@ -6895,6 +6911,10 @@
       </w:r>
       <w:r>
         <w:t>.</w:t>
+      </w:r>
+      <w:commentRangeEnd w:id="14"/>
+      <w:r>
+        <w:commentReference w:id="14"/>
       </w:r>
     </w:p>
     <w:p>
@@ -6942,8 +6962,13 @@
         <w:ind w:left="140" w:right="146" w:firstLine="566"/>
         <w:jc w:val="both"/>
       </w:pPr>
+      <w:commentRangeStart w:id="11"/>
       <w:r>
         <w:t>Заказчиком работ является: кандидат технических наук, доцент кафедры компьютерных систем в управлении и проектировании (КСУП) Калентьев Алексей Анатольевич.</w:t>
+      </w:r>
+      <w:commentRangeEnd w:id="11"/>
+      <w:r>
+        <w:commentReference w:id="11"/>
       </w:r>
     </w:p>
     <w:p>
@@ -7339,6 +7364,7 @@
           <w:sz w:val="28"/>
         </w:rPr>
       </w:pPr>
+      <w:commentRangeStart w:id="12"/>
       <w:r>
         <w:rPr>
           <w:sz w:val="28"/>
@@ -7415,6 +7441,10 @@
           <w:sz w:val="28"/>
         </w:rPr>
         <w:t>документации.</w:t>
+      </w:r>
+      <w:commentRangeEnd w:id="12"/>
+      <w:r>
+        <w:commentReference w:id="12"/>
       </w:r>
     </w:p>
     <w:p>
@@ -7720,6 +7750,7 @@
         <w:ind w:left="217" w:right="3" w:hanging="217"/>
         <w:jc w:val="center"/>
       </w:pPr>
+      <w:commentRangeStart w:id="17"/>
       <w:r>
         <w:t>ЦЕЛИ</w:t>
       </w:r>
@@ -7761,6 +7792,10 @@
           <w:spacing w:val="-2"/>
         </w:rPr>
         <w:t>АВТОМАТИЗИРОВАННОЙ</w:t>
+      </w:r>
+      <w:commentRangeEnd w:id="17"/>
+      <w:r>
+        <w:commentReference w:id="17"/>
       </w:r>
     </w:p>
     <w:p>
@@ -8122,6 +8157,7 @@
         <w:ind w:left="140" w:right="141"/>
         <w:jc w:val="center"/>
       </w:pPr>
+      <w:commentRangeStart w:id="16"/>
       <w:r>
         <w:t>Рисунок</w:t>
       </w:r>
@@ -8185,6 +8221,10 @@
           <w:spacing w:val="-2"/>
         </w:rPr>
         <w:t>размерами</w:t>
+      </w:r>
+      <w:commentRangeEnd w:id="16"/>
+      <w:r>
+        <w:commentReference w:id="16"/>
       </w:r>
     </w:p>
     <w:p>
@@ -9074,6 +9114,7 @@
           <w:sz w:val="28"/>
         </w:rPr>
       </w:pPr>
+      <w:commentRangeStart w:id="10"/>
       <w:r>
         <w:rPr>
           <w:sz w:val="28"/>
@@ -9184,6 +9225,10 @@
           <w:sz w:val="28"/>
         </w:rPr>
         <w:t>);</w:t>
+      </w:r>
+      <w:commentRangeEnd w:id="10"/>
+      <w:r>
+        <w:commentReference w:id="10"/>
       </w:r>
     </w:p>
     <w:p>
@@ -9202,6 +9247,7 @@
           <w:sz w:val="28"/>
         </w:rPr>
       </w:pPr>
+      <w:commentRangeStart w:id="9"/>
       <w:r>
         <w:rPr>
           <w:spacing w:val="-3"/>
@@ -9257,6 +9303,10 @@
           <w:sz w:val="28"/>
         </w:rPr>
         <w:t>мм);</w:t>
+      </w:r>
+      <w:commentRangeEnd w:id="9"/>
+      <w:r>
+        <w:commentReference w:id="9"/>
       </w:r>
     </w:p>
     <w:p>
@@ -15488,6 +15538,7 @@
         <w:ind w:left="139"/>
         <w:jc w:val="center"/>
       </w:pPr>
+      <w:commentRangeStart w:id="18"/>
       <w:r>
         <w:t>Томск</w:t>
       </w:r>
@@ -15502,6 +15553,10 @@
           <w:spacing w:val="-4"/>
         </w:rPr>
         <w:t>2026</w:t>
+      </w:r>
+      <w:commentRangeEnd w:id="18"/>
+      <w:r>
+        <w:commentReference w:id="18"/>
       </w:r>
     </w:p>
     <w:p>
@@ -15654,8 +15709,13 @@
         <w:ind w:left="165" w:right="443" w:firstLine="566"/>
         <w:jc w:val="both"/>
       </w:pPr>
+      <w:commentRangeStart w:id="15"/>
       <w:r>
         <w:t>Работа по разработке АС организуется в удаленном формате с возможностью очного присутствия в рабочие часы и использовании для разработки ПК, находящихся в распоряжении кафедры КСУП.</w:t>
+      </w:r>
+      <w:commentRangeEnd w:id="15"/>
+      <w:r>
+        <w:commentReference w:id="15"/>
       </w:r>
     </w:p>
     <w:p>
@@ -19671,6 +19731,162 @@
       </w:r>
     </w:p>
   </w:comment>
+  <w:comment w:id="9" w:author="Kalentyev Alexey" w:initials="KA" w:date="2026-09-23T03:12:05Z">
+    <w:p>
+      <w:pPr>
+        <w:pStyle w:val="9"/>
+      </w:pPr>
+      <w:r>
+        <w:annotationRef/>
+      </w:r>
+      <w:r>
+        <w:t>Задайте толщину дна банки — фиксированным значением, отдельным параметром или явной зависимостью. Отразите её на схеме.</w:t>
+      </w:r>
+    </w:p>
+  </w:comment>
+  <w:comment w:id="10" w:author="Kalentyev Alexey" w:initials="KA" w:date="2026-09-23T03:12:05Z">
+    <w:p>
+      <w:pPr>
+        <w:pStyle w:val="9"/>
+      </w:pPr>
+      <w:r>
+        <w:annotationRef/>
+      </w:r>
+      <w:r>
+        <w:t>Опишите двусторонний пересчёт допустимых диапазонов H1 и h1: при H1 задаётся H1/8 ≤ h1 ≤ H1/4, при h1 — 4h1 ≤ H1 ≤ 8h1 с учётом общего диапазона H1. Формула r1 = 0,97R1 задаёт вычисляемый размер, а не пару независимо вводимых связанных параметров.</w:t>
+      </w:r>
+    </w:p>
+  </w:comment>
+  <w:comment w:id="11" w:author="Kalentyev Alexey" w:initials="KA" w:date="2026-09-23T03:12:05Z">
+    <w:p>
+      <w:pPr>
+        <w:pStyle w:val="9"/>
+      </w:pPr>
+      <w:r>
+        <w:annotationRef/>
+      </w:r>
+      <w:r>
+        <w:t>Дополните пункт сведениями об известном разработчике: кто выполняет работу, его подразделение и группа.</w:t>
+      </w:r>
+    </w:p>
+  </w:comment>
+  <w:comment w:id="12" w:author="Kalentyev Alexey" w:initials="KA" w:date="2026-09-23T03:12:05Z">
+    <w:p>
+      <w:pPr>
+        <w:pStyle w:val="9"/>
+      </w:pPr>
+      <w:r>
+        <w:annotationRef/>
+      </w:r>
+      <w:r>
+        <w:t>Исправьте название комплекса: ГОСТ 19.103-77 относится к Единой системе программной документации (ЕСПД).</w:t>
+      </w:r>
+    </w:p>
+  </w:comment>
+  <w:comment w:id="13" w:author="Kalentyev Alexey" w:initials="KA" w:date="2026-09-23T03:12:05Z">
+    <w:p>
+      <w:pPr>
+        <w:pStyle w:val="9"/>
+      </w:pPr>
+      <w:r>
+        <w:annotationRef/>
+      </w:r>
+      <w:r>
+        <w:t>Выделите заголовки подразделов полужирным и оформите их единообразно по центру. Проверьте также заголовки третьего уровня.</w:t>
+      </w:r>
+    </w:p>
+  </w:comment>
+  <w:comment w:id="14" w:author="Kalentyev Alexey" w:initials="KA" w:date="2026-09-23T03:12:05Z">
+    <w:p>
+      <w:pPr>
+        <w:pStyle w:val="9"/>
+      </w:pPr>
+      <w:r>
+        <w:annotationRef/>
+      </w:r>
+      <w:r>
+        <w:t>Приведите поля документа к требованиям: левое 30 мм, правое 15 мм, верхнее и нижнее 20 мм.</w:t>
+      </w:r>
+    </w:p>
+  </w:comment>
+  <w:comment w:id="15" w:author="Kalentyev Alexey" w:initials="KA" w:date="2026-09-23T03:12:05Z">
+    <w:p>
+      <w:pPr>
+        <w:pStyle w:val="9"/>
+      </w:pPr>
+      <w:r>
+        <w:annotationRef/>
+      </w:r>
+      <w:r>
+        <w:t>Восстановите сквозную нумерацию с титульного листа без печати номера на нём. Удалите номера 61–66, перенесённые из другого документа, и проверьте остальные страницы.</w:t>
+      </w:r>
+    </w:p>
+  </w:comment>
+  <w:comment w:id="16" w:author="Kalentyev Alexey" w:initials="KA" w:date="2026-09-23T03:12:05Z">
+    <w:p>
+      <w:pPr>
+        <w:pStyle w:val="9"/>
+      </w:pPr>
+      <w:r>
+        <w:annotationRef/>
+      </w:r>
+      <w:r>
+        <w:t>Согласуйте R1 и r1 в тексте и на рисунке 2.1.1: если это радиусы, уберите знак диаметра и покажите радиальные размеры; если диаметры — исправьте названия параметров и связанные формулы.</w:t>
+      </w:r>
+    </w:p>
+  </w:comment>
+  <w:comment w:id="17" w:author="Kalentyev Alexey" w:initials="KA" w:date="2026-09-23T03:12:05Z">
+    <w:p>
+      <w:pPr>
+        <w:pStyle w:val="9"/>
+      </w:pPr>
+      <w:r>
+        <w:annotationRef/>
+      </w:r>
+      <w:r>
+        <w:t>Начинайте каждый основной раздел с новой страницы. Исправьте, в частности, начало разделов 2 и 7.</w:t>
+      </w:r>
+    </w:p>
+  </w:comment>
+  <w:comment w:id="18" w:author="Kalentyev Alexey" w:initials="KA" w:date="2026-09-23T03:12:05Z">
+    <w:p>
+      <w:pPr>
+        <w:pStyle w:val="9"/>
+      </w:pPr>
+      <w:r>
+        <w:annotationRef/>
+      </w:r>
+      <w:r>
+        <w:t>Удалите из раздела 4 строку «Томск 2026» после таблицы.</w:t>
+      </w:r>
+    </w:p>
+  </w:comment>
+  <w:comment w:id="19" w:author="Kalentyev Alexey" w:initials="KA" w:date="2026-09-23T03:12:05Z">
+    <w:p>
+      <w:pPr>
+        <w:pStyle w:val="9"/>
+      </w:pPr>
+      <w:r>
+        <w:annotationRef/>
+      </w:r>
+      <w:r>
+        <w:t>Обновите оглавление целиком после исправления вёрстки: проверьте точные заголовки и номера начальных страниц.</w:t>
+      </w:r>
+    </w:p>
+  </w:comment>
+  <w:comment w:id="20" w:author="Kalentyev Alexey" w:initials="KA" w:date="2026-09-23T03:12:05Z">
+    <w:p>
+      <w:pPr>
+        <w:pStyle w:val="9"/>
+      </w:pPr>
+      <w:r>
+        <w:annotationRef/>
+      </w:r>
+      <w:r>
+        <w:t>Замените «СОДЕРЖАНИЕ» на «Оглавление», оформите заголовок по центру полужирным шрифтом.</w:t>
+      </w:r>
+    </w:p>
+  </w:comment>
 </w:comments>
 </file>
 
@@ -19685,6 +19901,18 @@
   <w15:commentEx w15:paraId="641CE328" w15:done="0"/>
   <w15:commentEx w15:paraId="6FB178E4" w15:done="0"/>
   <w15:commentEx w15:paraId="5FD390F5" w15:done="0"/>
+  <w15:commentEx w15:paraId="186B6F7D" w15:done="0"/>
+  <w15:commentEx w15:paraId="43751C8E" w15:done="0"/>
+  <w15:commentEx w15:paraId="30408D71" w15:done="0"/>
+  <w15:commentEx w15:paraId="7C7C1755" w15:done="0"/>
+  <w15:commentEx w15:paraId="53CB24A8" w15:done="0"/>
+  <w15:commentEx w15:paraId="0830B8AA" w15:done="0"/>
+  <w15:commentEx w15:paraId="08D571C7" w15:done="0"/>
+  <w15:commentEx w15:paraId="15666A0D" w15:done="0"/>
+  <w15:commentEx w15:paraId="574050FC" w15:done="0"/>
+  <w15:commentEx w15:paraId="152AC769" w15:done="0"/>
+  <w15:commentEx w15:paraId="18C1AB8E" w15:done="0"/>
+  <w15:commentEx w15:paraId="156527E4" w15:done="0"/>
 </w15:commentsEx>
 </file>
 

--- a/docs/ТЕХНИЧЕСКОЕ ЗАДАНИЕ ОРСАПР.docx
+++ b/docs/ТЕХНИЧЕСКОЕ ЗАДАНИЕ ОРСАПР.docx
@@ -317,7 +317,6 @@
           <w:footerReference r:id="rId6" w:type="default"/>
           <w:pgSz w:w="11911" w:h="16838"/>
           <w:pgMar w:top="1134" w:right="850" w:bottom="1134" w:left="1701" w:header="0" w:footer="816" w:gutter="0"/>
-          <w:paperSrc/>
           <w:cols w:space="0" w:num="1"/>
           <w:rtlGutter w:val="0"/>
           <w:docGrid w:linePitch="0" w:charSpace="0"/>
@@ -6509,7 +6508,6 @@
           <w:footerReference r:id="rId7" w:type="default"/>
           <w:pgSz w:w="11911" w:h="16838"/>
           <w:pgMar w:top="1134" w:right="850" w:bottom="1134" w:left="1701" w:header="0" w:footer="816" w:gutter="0"/>
-          <w:paperSrc/>
           <w:pgNumType w:fmt="decimal" w:start="2"/>
           <w:cols w:space="0" w:num="1"/>
           <w:rtlGutter w:val="0"/>
@@ -6646,8 +6644,8 @@
         </w:rPr>
         <w:commentReference w:id="2"/>
       </w:r>
+      <w:commentRangeEnd w:id="3"/>
       <w:bookmarkEnd w:id="3"/>
-      <w:commentRangeEnd w:id="3"/>
       <w:r>
         <w:commentReference w:id="3"/>
       </w:r>
@@ -6662,6 +6660,7 @@
     <w:p>
       <w:pPr>
         <w:numPr>
+          <w:ilvl w:val="0"/>
           <w:numId w:val="0"/>
         </w:numPr>
         <w:spacing w:line="360" w:lineRule="auto"/>
@@ -6777,6 +6776,12 @@
           <w:lang w:val="ru-RU"/>
         </w:rPr>
         <w:tab/>
+      </w:r>
+      <w:r>
+        <w:rPr>
+          <w:rFonts w:hint="default"/>
+          <w:lang w:val="ru-RU"/>
+        </w:rPr>
         <w:t>Наименование заказчика</w:t>
       </w:r>
       <w:bookmarkEnd w:id="4"/>
@@ -6990,6 +6995,12 @@
           <w:lang w:val="ru-RU"/>
         </w:rPr>
         <w:tab/>
+      </w:r>
+      <w:r>
+        <w:rPr>
+          <w:rFonts w:hint="default"/>
+          <w:lang w:val="ru-RU"/>
+        </w:rPr>
         <w:t>Перечень документов, на основании которых создается АС</w:t>
       </w:r>
       <w:bookmarkEnd w:id="5"/>
@@ -7409,6 +7420,12 @@
           <w:lang w:val="ru-RU"/>
         </w:rPr>
         <w:tab/>
+      </w:r>
+      <w:r>
+        <w:rPr>
+          <w:rFonts w:hint="default"/>
+          <w:lang w:val="ru-RU"/>
+        </w:rPr>
         <w:t>Плановые сроки начала и окончания работ по созданию АС</w:t>
       </w:r>
       <w:bookmarkEnd w:id="6"/>
@@ -7658,6 +7675,7 @@
       <w:pPr>
         <w:pStyle w:val="17"/>
         <w:numPr>
+          <w:ilvl w:val="0"/>
           <w:numId w:val="0"/>
         </w:numPr>
         <w:tabs>
@@ -8094,7 +8112,6 @@
         <w:sectPr>
           <w:pgSz w:w="11911" w:h="16838"/>
           <w:pgMar w:top="1134" w:right="850" w:bottom="1134" w:left="1701" w:header="0" w:footer="816" w:gutter="0"/>
-          <w:paperSrc/>
           <w:pgNumType w:fmt="decimal"/>
           <w:cols w:space="0" w:num="1"/>
           <w:rtlGutter w:val="0"/>
@@ -8436,6 +8453,12 @@
           <w:lang w:val="ru-RU" w:eastAsia="en-US"/>
         </w:rPr>
         <w:tab/>
+      </w:r>
+      <w:r>
+        <w:rPr>
+          <w:rFonts w:hint="default" w:ascii="Times New Roman" w:hAnsi="Times New Roman" w:eastAsia="Times New Roman" w:cs="Times New Roman"/>
+          <w:lang w:val="ru-RU" w:eastAsia="en-US"/>
+        </w:rPr>
         <w:t>в</w:t>
       </w:r>
       <w:r>
@@ -8497,6 +8520,12 @@
           <w:lang w:val="ru-RU" w:eastAsia="en-US"/>
         </w:rPr>
         <w:tab/>
+      </w:r>
+      <w:r>
+        <w:rPr>
+          <w:rFonts w:hint="default" w:ascii="Times New Roman" w:hAnsi="Times New Roman" w:eastAsia="Times New Roman" w:cs="Times New Roman"/>
+          <w:lang w:val="ru-RU" w:eastAsia="en-US"/>
+        </w:rPr>
         <w:t xml:space="preserve">в </w:t>
       </w:r>
       <w:r>
@@ -9130,17 +9159,24 @@
       </w:r>
       <w:r>
         <w:rPr>
-          <w:rFonts w:hint="default" w:ascii="Times New Roman" w:hAnsi="Times New Roman" w:eastAsia="Times New Roman" w:cs="Times New Roman"/>
+          <w:rFonts w:hint="default" w:cs="Times New Roman"/>
           <w:lang w:val="ru-RU" w:eastAsia="en-US"/>
         </w:rPr>
-        <w:t xml:space="preserve">2,5 </w:t>
+        <w:t>0,05</w:t>
+      </w:r>
+      <w:r>
+        <w:rPr>
+          <w:rFonts w:hint="default" w:cs="Times New Roman"/>
+          <w:lang w:val="en-US" w:eastAsia="en-US"/>
+        </w:rPr>
+        <w:t>D1</w:t>
       </w:r>
       <w:r>
         <w:rPr>
           <w:rFonts w:ascii="Times New Roman" w:hAnsi="Times New Roman" w:eastAsia="Times New Roman" w:cs="Times New Roman"/>
           <w:lang w:val="ru-RU" w:eastAsia="en-US"/>
         </w:rPr>
-        <w:t>мм);</w:t>
+        <w:t>);</w:t>
       </w:r>
       <w:commentRangeEnd w:id="16"/>
       <w:r>
@@ -9217,17 +9253,19 @@
       </w:r>
       <w:r>
         <w:rPr>
-          <w:rFonts w:hint="default" w:ascii="Times New Roman" w:hAnsi="Times New Roman" w:eastAsia="Times New Roman" w:cs="Times New Roman"/>
-          <w:lang w:val="ru-RU" w:eastAsia="en-US"/>
-        </w:rPr>
-        <w:t>2,5</w:t>
-      </w:r>
+          <w:rFonts w:hint="default" w:cs="Times New Roman"/>
+          <w:lang w:val="en-US" w:eastAsia="en-US"/>
+        </w:rPr>
+        <w:t>0,05d1</w:t>
+      </w:r>
+      <w:bookmarkStart w:id="46" w:name="_GoBack"/>
+      <w:bookmarkEnd w:id="46"/>
       <w:r>
         <w:rPr>
           <w:rFonts w:ascii="Times New Roman" w:hAnsi="Times New Roman" w:eastAsia="Times New Roman" w:cs="Times New Roman"/>
           <w:lang w:val="ru-RU" w:eastAsia="en-US"/>
         </w:rPr>
-        <w:t xml:space="preserve"> мм);</w:t>
+        <w:t>);</w:t>
       </w:r>
     </w:p>
     <w:p>
@@ -12356,7 +12394,6 @@
         <w:sectPr>
           <w:pgSz w:w="11911" w:h="16838"/>
           <w:pgMar w:top="1134" w:right="850" w:bottom="1134" w:left="1701" w:header="0" w:footer="816" w:gutter="0"/>
-          <w:paperSrc/>
           <w:pgNumType w:fmt="decimal"/>
           <w:cols w:space="0" w:num="1"/>
           <w:rtlGutter w:val="0"/>
@@ -15587,7 +15624,6 @@
           <w:footerReference r:id="rId8" w:type="default"/>
           <w:pgSz w:w="16838" w:h="11911" w:orient="landscape"/>
           <w:pgMar w:top="1134" w:right="850" w:bottom="1134" w:left="1701" w:header="0" w:footer="816" w:gutter="0"/>
-          <w:paperSrc/>
           <w:pgNumType w:fmt="decimal"/>
           <w:cols w:space="0" w:num="1"/>
           <w:rtlGutter w:val="0"/>
@@ -16033,16 +16069,7 @@
           <w:sz w:val="28"/>
           <w:szCs w:val="28"/>
         </w:rPr>
-        <w:t xml:space="preserve">ГОСТ 5717.1-2021 «Упаковка стеклянная. Банки и бутылки для </w:t>
-      </w:r>
-      <w:bookmarkStart w:id="46" w:name="_GoBack"/>
-      <w:bookmarkEnd w:id="46"/>
-      <w:r>
-        <w:rPr>
-          <w:sz w:val="28"/>
-          <w:szCs w:val="28"/>
-        </w:rPr>
-        <w:t>консервированной пищевой продукции. Общие технические условия</w:t>
+        <w:t>ГОСТ 5717.1-2021 «Упаковка стеклянная. Банки и бутылки для консервированной пищевой продукции. Общие технические условия</w:t>
       </w:r>
       <w:r>
         <w:rPr>
@@ -16444,7 +16471,6 @@
           <w:footerReference r:id="rId9" w:type="default"/>
           <w:pgSz w:w="11911" w:h="16838"/>
           <w:pgMar w:top="1134" w:right="850" w:bottom="1134" w:left="1701" w:header="0" w:footer="816" w:gutter="0"/>
-          <w:paperSrc/>
           <w:pgNumType w:fmt="decimal"/>
           <w:cols w:space="0" w:num="1"/>
           <w:rtlGutter w:val="0"/>
@@ -18122,6 +18148,7 @@
         <w:pageBreakBefore w:val="0"/>
         <w:widowControl w:val="0"/>
         <w:numPr>
+          <w:ilvl w:val="0"/>
           <w:numId w:val="0"/>
         </w:numPr>
         <w:tabs>
@@ -18154,6 +18181,7 @@
         <w:pageBreakBefore w:val="0"/>
         <w:widowControl w:val="0"/>
         <w:numPr>
+          <w:ilvl w:val="0"/>
           <w:numId w:val="0"/>
         </w:numPr>
         <w:tabs>
@@ -19178,7 +19206,6 @@
         <w:sectPr>
           <w:pgSz w:w="11911" w:h="16838"/>
           <w:pgMar w:top="1134" w:right="850" w:bottom="1134" w:left="1701" w:header="0" w:footer="816" w:gutter="0"/>
-          <w:paperSrc/>
           <w:pgNumType w:fmt="decimal"/>
           <w:cols w:space="0" w:num="1"/>
           <w:rtlGutter w:val="0"/>
@@ -19977,7 +20004,6 @@
     <w:sectPr>
       <w:pgSz w:w="11911" w:h="16838"/>
       <w:pgMar w:top="1134" w:right="850" w:bottom="1134" w:left="1701" w:header="0" w:footer="816" w:gutter="0"/>
-      <w:paperSrc/>
       <w:pgNumType w:fmt="decimal"/>
       <w:cols w:space="0" w:num="1"/>
       <w:rtlGutter w:val="0"/>
@@ -20379,22 +20405,6 @@
                       <a:ln w="6350">
                         <a:noFill/>
                       </a:ln>
-                      <a:extLst>
-                        <a:ext uri="{909E8E84-426E-40DD-AFC4-6F175D3DCCD1}">
-                          <a14:hiddenFill xmlns:a14="http://schemas.microsoft.com/office/drawing/2010/main">
-                            <a:solidFill>
-                              <a:schemeClr val="lt1"/>
-                            </a:solidFill>
-                          </a14:hiddenFill>
-                        </a:ext>
-                        <a:ext uri="{91240B29-F687-4F45-9708-019B960494DF}">
-                          <a14:hiddenLine xmlns:a14="http://schemas.microsoft.com/office/drawing/2010/main" w="6350">
-                            <a:solidFill>
-                              <a:prstClr val="black"/>
-                            </a:solidFill>
-                          </a14:hiddenLine>
-                        </a:ext>
-                      </a:extLst>
                     </wps:spPr>
                     <wps:style>
                       <a:lnRef idx="0">
@@ -20445,7 +20455,7 @@
         </mc:Choice>
         <mc:Fallback>
           <w:pict>
-            <v:shape id="_x0000_s1026" o:spid="_x0000_s1026" o:spt="202" type="#_x0000_t202" style="position:absolute;left:0pt;margin-top:0pt;height:144pt;width:144pt;mso-position-horizontal:center;mso-position-horizontal-relative:margin;mso-wrap-style:none;z-index:251659264;mso-width-relative:page;mso-height-relative:page;" filled="f" stroked="f" coordsize="21600,21600" o:gfxdata="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">
+            <v:shape id="_x0000_s1026" o:spid="_x0000_s1026" o:spt="202" type="#_x0000_t202" style="position:absolute;left:0pt;margin-top:0pt;height:144pt;width:144pt;mso-position-horizontal:center;mso-position-horizontal-relative:margin;mso-wrap-style:none;z-index:251659264;mso-width-relative:page;mso-height-relative:page;" filled="f" stroked="f" coordsize="21600,21600" o:gfxdata="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">
               <v:fill on="f" focussize="0,0"/>
               <v:stroke on="f" weight="0.5pt"/>
               <v:imagedata o:title=""/>
@@ -20529,22 +20539,6 @@
                       <a:ln w="6350">
                         <a:noFill/>
                       </a:ln>
-                      <a:extLst>
-                        <a:ext uri="{909E8E84-426E-40DD-AFC4-6F175D3DCCD1}">
-                          <a14:hiddenFill xmlns:a14="http://schemas.microsoft.com/office/drawing/2010/main">
-                            <a:solidFill>
-                              <a:schemeClr val="lt1"/>
-                            </a:solidFill>
-                          </a14:hiddenFill>
-                        </a:ext>
-                        <a:ext uri="{91240B29-F687-4F45-9708-019B960494DF}">
-                          <a14:hiddenLine xmlns:a14="http://schemas.microsoft.com/office/drawing/2010/main" w="6350">
-                            <a:solidFill>
-                              <a:prstClr val="black"/>
-                            </a:solidFill>
-                          </a14:hiddenLine>
-                        </a:ext>
-                      </a:extLst>
                     </wps:spPr>
                     <wps:style>
                       <a:lnRef idx="0">
@@ -20595,7 +20589,7 @@
         </mc:Choice>
         <mc:Fallback>
           <w:pict>
-            <v:shape id="_x0000_s1026" o:spid="_x0000_s1026" o:spt="202" type="#_x0000_t202" style="position:absolute;left:0pt;margin-top:0pt;height:144pt;width:144pt;mso-position-horizontal:center;mso-position-horizontal-relative:margin;mso-wrap-style:none;z-index:251660288;mso-width-relative:page;mso-height-relative:page;" filled="f" stroked="f" coordsize="21600,21600" o:gfxdata="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">
+            <v:shape id="_x0000_s1026" o:spid="_x0000_s1026" o:spt="202" type="#_x0000_t202" style="position:absolute;left:0pt;margin-top:0pt;height:144pt;width:144pt;mso-position-horizontal:center;mso-position-horizontal-relative:margin;mso-wrap-style:none;z-index:251660288;mso-width-relative:page;mso-height-relative:page;" filled="f" stroked="f" coordsize="21600,21600" o:gfxdata="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">
               <v:fill on="f" focussize="0,0"/>
               <v:stroke on="f" weight="0.5pt"/>
               <v:imagedata o:title=""/>
@@ -20679,22 +20673,6 @@
                       <a:ln w="6350">
                         <a:noFill/>
                       </a:ln>
-                      <a:extLst>
-                        <a:ext uri="{909E8E84-426E-40DD-AFC4-6F175D3DCCD1}">
-                          <a14:hiddenFill xmlns:a14="http://schemas.microsoft.com/office/drawing/2010/main">
-                            <a:solidFill>
-                              <a:schemeClr val="lt1"/>
-                            </a:solidFill>
-                          </a14:hiddenFill>
-                        </a:ext>
-                        <a:ext uri="{91240B29-F687-4F45-9708-019B960494DF}">
-                          <a14:hiddenLine xmlns:a14="http://schemas.microsoft.com/office/drawing/2010/main" w="6350">
-                            <a:solidFill>
-                              <a:prstClr val="black"/>
-                            </a:solidFill>
-                          </a14:hiddenLine>
-                        </a:ext>
-                      </a:extLst>
                     </wps:spPr>
                     <wps:style>
                       <a:lnRef idx="0">
@@ -20745,7 +20723,7 @@
         </mc:Choice>
         <mc:Fallback>
           <w:pict>
-            <v:shape id="_x0000_s1026" o:spid="_x0000_s1026" o:spt="202" type="#_x0000_t202" style="position:absolute;left:0pt;margin-top:0pt;height:144pt;width:144pt;mso-position-horizontal:center;mso-position-horizontal-relative:margin;mso-wrap-style:none;z-index:251661312;mso-width-relative:page;mso-height-relative:page;" filled="f" stroked="f" coordsize="21600,21600" o:gfxdata="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">
+            <v:shape id="_x0000_s1026" o:spid="_x0000_s1026" o:spt="202" type="#_x0000_t202" style="position:absolute;left:0pt;margin-top:0pt;height:144pt;width:144pt;mso-position-horizontal:center;mso-position-horizontal-relative:margin;mso-wrap-style:none;z-index:251661312;mso-width-relative:page;mso-height-relative:page;" filled="f" stroked="f" coordsize="21600,21600" o:gfxdata="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">
               <v:fill on="f" focussize="0,0"/>
               <v:stroke on="f" weight="0.5pt"/>
               <v:imagedata o:title=""/>
@@ -22384,7 +22362,7 @@
     <w:lsdException w:unhideWhenUsed="0" w:uiPriority="0" w:semiHidden="0" w:name="footnote text"/>
     <w:lsdException w:qFormat="1" w:unhideWhenUsed="0" w:uiPriority="0" w:semiHidden="0" w:name="annotation text"/>
     <w:lsdException w:unhideWhenUsed="0" w:uiPriority="0" w:semiHidden="0" w:name="header"/>
-    <w:lsdException w:unhideWhenUsed="0" w:uiPriority="0" w:semiHidden="0" w:name="footer"/>
+    <w:lsdException w:qFormat="1" w:unhideWhenUsed="0" w:uiPriority="0" w:semiHidden="0" w:name="footer"/>
     <w:lsdException w:unhideWhenUsed="0" w:uiPriority="0" w:semiHidden="0" w:name="index heading"/>
     <w:lsdException w:qFormat="1" w:uiPriority="0" w:name="caption"/>
     <w:lsdException w:unhideWhenUsed="0" w:uiPriority="0" w:semiHidden="0" w:name="table of figures"/>
@@ -22695,6 +22673,7 @@
   <w:style w:type="paragraph" w:styleId="16">
     <w:name w:val="footer"/>
     <w:basedOn w:val="1"/>
+    <w:qFormat/>
     <w:uiPriority w:val="0"/>
     <w:pPr>
       <w:tabs>
